--- a/lci-akzo-lotte-61463/LCI-AKZO-LOTTE-61463-PN-26-02.docx
+++ b/lci-akzo-lotte-61463/LCI-AKZO-LOTTE-61463-PN-26-02.docx
@@ -107,16 +107,7 @@
           <w:sz w:val="28"/>
           <w:u w:val="none"/>
         </w:rPr>
-        <w:t xml:space="preserve"> </w:t>
-      </w:r>
-      <w:r>
-        <w:rPr>
-          <w:b w:val="false"/>
-          <w:bCs w:val="false"/>
-          <w:sz w:val="28"/>
-          <w:u w:val="none"/>
-        </w:rPr>
-        <w:t>(the “</w:t>
+        <w:t xml:space="preserve"> (the “</w:t>
       </w:r>
       <w:r>
         <w:rPr>
@@ -134,34 +125,7 @@
           <w:sz w:val="28"/>
           <w:u w:val="none"/>
         </w:rPr>
-        <w:t>”)</w:t>
-      </w:r>
-      <w:r>
-        <w:rPr>
-          <w:b w:val="false"/>
-          <w:bCs w:val="false"/>
-          <w:sz w:val="28"/>
-          <w:u w:val="none"/>
-        </w:rPr>
-        <w:t xml:space="preserve">, 5 West Wharf Road, Karachi </w:t>
-      </w:r>
-      <w:r>
-        <w:rPr>
-          <w:b w:val="false"/>
-          <w:bCs w:val="false"/>
-          <w:sz w:val="28"/>
-          <w:u w:val="none"/>
-        </w:rPr>
-        <w:t>i</w:t>
-      </w:r>
-      <w:r>
-        <w:rPr>
-          <w:b w:val="false"/>
-          <w:bCs w:val="false"/>
-          <w:sz w:val="28"/>
-          <w:u w:val="none"/>
-        </w:rPr>
-        <w:t xml:space="preserve">n the name of Late Mohammad Ayub Khan Folio No. </w:t>
+        <w:t xml:space="preserve">”), 5 West Wharf Road, Karachi in the name of Late Mohammad Ayub Khan Folio No. </w:t>
       </w:r>
       <w:r>
         <w:rPr>
@@ -229,10 +193,7 @@
       </w:pPr>
       <w:r>
         <w:rPr>
-          <w:b w:val="false"/>
-          <w:bCs w:val="false"/>
-          <w:sz w:val="28"/>
-          <w:u w:val="none"/>
+          <w:sz w:val="28"/>
         </w:rPr>
       </w:r>
     </w:p>
@@ -252,43 +213,7 @@
           <w:sz w:val="28"/>
           <w:u w:val="none"/>
         </w:rPr>
-        <w:t xml:space="preserve">Notice is hereby given that new share certificates </w:t>
-      </w:r>
-      <w:r>
-        <w:rPr>
-          <w:b w:val="false"/>
-          <w:bCs w:val="false"/>
-          <w:sz w:val="28"/>
-          <w:u w:val="none"/>
-        </w:rPr>
-        <w:t xml:space="preserve">will be issued in my name if no claim or valid objection is lodged with the Company in the request </w:t>
-      </w:r>
-      <w:r>
-        <w:rPr>
-          <w:b w:val="false"/>
-          <w:bCs w:val="false"/>
-          <w:sz w:val="28"/>
-          <w:u w:val="none"/>
-        </w:rPr>
-        <w:t xml:space="preserve">of </w:t>
-      </w:r>
-      <w:r>
-        <w:rPr>
-          <w:b w:val="false"/>
-          <w:bCs w:val="false"/>
-          <w:sz w:val="28"/>
-          <w:u w:val="none"/>
-        </w:rPr>
-        <w:t>the shares within two weeks from the date of publication of this notice.</w:t>
-      </w:r>
-      <w:r>
-        <w:rPr>
-          <w:b w:val="false"/>
-          <w:bCs w:val="false"/>
-          <w:sz w:val="28"/>
-          <w:u w:val="none"/>
-        </w:rPr>
-        <w:t xml:space="preserve"> </w:t>
+        <w:t xml:space="preserve">Notice is hereby given that new share certificates will be issued in my name if no claim or valid objection is lodged with the Company in the request of the shares within two weeks from the date of publication of this notice. </w:t>
       </w:r>
     </w:p>
     <w:p>
@@ -326,9 +251,9 @@
         </w:tblCellMar>
       </w:tblPr>
       <w:tblGrid>
-        <w:gridCol w:w="2246"/>
+        <w:gridCol w:w="2245"/>
         <w:gridCol w:w="3109"/>
-        <w:gridCol w:w="2662"/>
+        <w:gridCol w:w="2663"/>
         <w:gridCol w:w="1955"/>
       </w:tblGrid>
       <w:tr>
@@ -337,7 +262,7 @@
         </w:trPr>
         <w:tc>
           <w:tcPr>
-            <w:tcW w:w="2246" w:type="dxa"/>
+            <w:tcW w:w="2245" w:type="dxa"/>
             <w:tcBorders/>
           </w:tcPr>
           <w:p>
@@ -379,7 +304,7 @@
         </w:tc>
         <w:tc>
           <w:tcPr>
-            <w:tcW w:w="2662" w:type="dxa"/>
+            <w:tcW w:w="2663" w:type="dxa"/>
             <w:tcBorders/>
           </w:tcPr>
           <w:p>
@@ -424,7 +349,7 @@
         <w:trPr/>
         <w:tc>
           <w:tcPr>
-            <w:tcW w:w="2246" w:type="dxa"/>
+            <w:tcW w:w="2245" w:type="dxa"/>
             <w:tcBorders/>
           </w:tcPr>
           <w:p>
@@ -470,7 +395,7 @@
         </w:tc>
         <w:tc>
           <w:tcPr>
-            <w:tcW w:w="2662" w:type="dxa"/>
+            <w:tcW w:w="2663" w:type="dxa"/>
             <w:tcBorders/>
           </w:tcPr>
           <w:p>
@@ -519,7 +444,7 @@
         <w:trPr/>
         <w:tc>
           <w:tcPr>
-            <w:tcW w:w="2246" w:type="dxa"/>
+            <w:tcW w:w="2245" w:type="dxa"/>
             <w:tcBorders/>
           </w:tcPr>
           <w:p>
@@ -565,7 +490,7 @@
         </w:tc>
         <w:tc>
           <w:tcPr>
-            <w:tcW w:w="2662" w:type="dxa"/>
+            <w:tcW w:w="2663" w:type="dxa"/>
             <w:tcBorders/>
           </w:tcPr>
           <w:p>
@@ -614,7 +539,7 @@
         <w:trPr/>
         <w:tc>
           <w:tcPr>
-            <w:tcW w:w="2246" w:type="dxa"/>
+            <w:tcW w:w="2245" w:type="dxa"/>
             <w:tcBorders/>
           </w:tcPr>
           <w:p>
@@ -660,7 +585,7 @@
         </w:tc>
         <w:tc>
           <w:tcPr>
-            <w:tcW w:w="2662" w:type="dxa"/>
+            <w:tcW w:w="2663" w:type="dxa"/>
             <w:tcBorders/>
           </w:tcPr>
           <w:p>
@@ -709,7 +634,7 @@
         <w:trPr/>
         <w:tc>
           <w:tcPr>
-            <w:tcW w:w="2246" w:type="dxa"/>
+            <w:tcW w:w="2245" w:type="dxa"/>
             <w:tcBorders/>
           </w:tcPr>
           <w:p>
@@ -755,7 +680,7 @@
         </w:tc>
         <w:tc>
           <w:tcPr>
-            <w:tcW w:w="2662" w:type="dxa"/>
+            <w:tcW w:w="2663" w:type="dxa"/>
             <w:tcBorders/>
           </w:tcPr>
           <w:p>
@@ -804,7 +729,7 @@
         <w:trPr/>
         <w:tc>
           <w:tcPr>
-            <w:tcW w:w="2246" w:type="dxa"/>
+            <w:tcW w:w="2245" w:type="dxa"/>
             <w:tcBorders/>
           </w:tcPr>
           <w:p>
@@ -850,7 +775,7 @@
         </w:tc>
         <w:tc>
           <w:tcPr>
-            <w:tcW w:w="2662" w:type="dxa"/>
+            <w:tcW w:w="2663" w:type="dxa"/>
             <w:tcBorders/>
           </w:tcPr>
           <w:p>
@@ -899,7 +824,7 @@
         <w:trPr/>
         <w:tc>
           <w:tcPr>
-            <w:tcW w:w="2246" w:type="dxa"/>
+            <w:tcW w:w="2245" w:type="dxa"/>
             <w:tcBorders/>
           </w:tcPr>
           <w:p>
@@ -945,7 +870,7 @@
         </w:tc>
         <w:tc>
           <w:tcPr>
-            <w:tcW w:w="2662" w:type="dxa"/>
+            <w:tcW w:w="2663" w:type="dxa"/>
             <w:tcBorders/>
           </w:tcPr>
           <w:p>
@@ -994,7 +919,7 @@
         <w:trPr/>
         <w:tc>
           <w:tcPr>
-            <w:tcW w:w="2246" w:type="dxa"/>
+            <w:tcW w:w="2245" w:type="dxa"/>
             <w:tcBorders/>
           </w:tcPr>
           <w:p>
@@ -1040,7 +965,7 @@
         </w:tc>
         <w:tc>
           <w:tcPr>
-            <w:tcW w:w="2662" w:type="dxa"/>
+            <w:tcW w:w="2663" w:type="dxa"/>
             <w:tcBorders/>
           </w:tcPr>
           <w:p>
@@ -1078,6 +1003,11 @@
               </w:rPr>
             </w:pPr>
             <w:r>
+              <w:rPr>
+                <w:rFonts w:ascii="Cascadia Mono Light" w:hAnsi="Cascadia Mono Light"/>
+                <w:sz w:val="28"/>
+                <w:szCs w:val="28"/>
+              </w:rPr>
               <w:fldChar w:fldCharType="begin"/>
             </w:r>
             <w:r>
@@ -1173,7 +1103,7 @@
     <w:pPr>
       <w:widowControl/>
       <w:suppressAutoHyphens w:val="true"/>
-      <w:overflowPunct w:val="false"/>
+      <w:overflowPunct w:val="true"/>
       <w:bidi w:val="0"/>
       <w:spacing w:before="0" w:after="0"/>
       <w:jc w:val="start"/>
